--- a/docs/Naive Bayes ED408.docx
+++ b/docs/Naive Bayes ED408.docx
@@ -4,1112 +4,720 @@
   <w:body>
     <w:p>
       <w:pPr>
-        <w:spacing w:after="40"/>
+        <w:spacing w:before="0" w:after="40" w:line="240" w:lineRule="auto"/>
         <w:jc w:val="center"/>
       </w:pPr>
       <w:r>
         <w:rPr>
+          <w:rFonts w:ascii="Times New Roman" w:hAnsi="Times New Roman"/>
           <w:b/>
-          <w:color w:val="1F4E79"/>
           <w:sz w:val="30"/>
         </w:rPr>
-        <w:t>Experiment 3: Naive Bayes Classifier (Spam/Ham-style)</w:t>
+        <w:t>Naive Bayes Classifier (Spam/Ham-style Binary Classification)</w:t>
       </w:r>
     </w:p>
     <w:p>
       <w:pPr>
-        <w:spacing w:after="160"/>
+        <w:spacing w:before="0" w:after="200" w:line="240" w:lineRule="auto"/>
         <w:jc w:val="center"/>
       </w:pPr>
       <w:r>
         <w:rPr>
+          <w:rFonts w:ascii="Times New Roman" w:hAnsi="Times New Roman"/>
           <w:i/>
-          <w:sz w:val="18"/>
+          <w:sz w:val="20"/>
         </w:rPr>
         <w:t>ED408 — Statistical / Supervised Machine Learning Lab</w:t>
       </w:r>
     </w:p>
     <w:p>
       <w:pPr>
-        <w:spacing w:after="80"/>
+        <w:spacing w:before="200" w:after="80" w:line="240" w:lineRule="auto"/>
       </w:pPr>
       <w:r>
         <w:rPr>
+          <w:rFonts w:ascii="Times New Roman" w:hAnsi="Times New Roman"/>
           <w:b/>
-          <w:sz w:val="20"/>
+          <w:color w:val="1F3B5C"/>
+          <w:sz w:val="26"/>
+        </w:rPr>
+        <w:t>1. Problem + Algorithm</w:t>
+      </w:r>
+    </w:p>
+    <w:p>
+      <w:pPr>
+        <w:spacing w:before="0" w:after="80" w:line="240" w:lineRule="auto"/>
+      </w:pPr>
+      <w:r>
+        <w:rPr>
+          <w:rFonts w:ascii="Times New Roman" w:hAnsi="Times New Roman"/>
+          <w:b/>
+          <w:sz w:val="24"/>
+        </w:rPr>
+        <w:t xml:space="preserve">Experiment No.: </w:t>
+      </w:r>
+      <w:r>
+        <w:rPr>
+          <w:rFonts w:ascii="Times New Roman" w:hAnsi="Times New Roman"/>
+          <w:sz w:val="24"/>
+        </w:rPr>
+        <w:t>03</w:t>
+      </w:r>
+    </w:p>
+    <w:p>
+      <w:pPr>
+        <w:spacing w:before="0" w:after="80" w:line="240" w:lineRule="auto"/>
+      </w:pPr>
+      <w:r>
+        <w:rPr>
+          <w:rFonts w:ascii="Times New Roman" w:hAnsi="Times New Roman"/>
+          <w:b/>
+          <w:sz w:val="24"/>
+        </w:rPr>
+        <w:t xml:space="preserve">Title: </w:t>
+      </w:r>
+      <w:r>
+        <w:rPr>
+          <w:rFonts w:ascii="Times New Roman" w:hAnsi="Times New Roman"/>
+          <w:sz w:val="24"/>
+        </w:rPr>
+        <w:t>Naive Bayes Classifier (Spam/Ham-style Binary Classification)</w:t>
+      </w:r>
+    </w:p>
+    <w:p>
+      <w:pPr>
+        <w:spacing w:before="0" w:after="80" w:line="240" w:lineRule="auto"/>
+      </w:pPr>
+      <w:r>
+        <w:rPr>
+          <w:rFonts w:ascii="Times New Roman" w:hAnsi="Times New Roman"/>
+          <w:b/>
+          <w:sz w:val="24"/>
         </w:rPr>
         <w:t xml:space="preserve">Aim: </w:t>
       </w:r>
       <w:r>
         <w:rPr>
-          <w:sz w:val="20"/>
+          <w:rFonts w:ascii="Times New Roman" w:hAnsi="Times New Roman"/>
+          <w:sz w:val="24"/>
         </w:rPr>
         <w:t>Apply a Naive Bayes classifier to a spam-vs-ham-style binary classification problem.</w:t>
       </w:r>
     </w:p>
     <w:p>
       <w:pPr>
-        <w:spacing w:after="80"/>
+        <w:spacing w:before="120" w:after="60" w:line="240" w:lineRule="auto"/>
       </w:pPr>
       <w:r>
         <w:rPr>
+          <w:rFonts w:ascii="Times New Roman" w:hAnsi="Times New Roman"/>
           <w:b/>
-          <w:sz w:val="20"/>
+          <w:sz w:val="24"/>
         </w:rPr>
-        <w:t xml:space="preserve">Dataset Used: </w:t>
-      </w:r>
-      <w:r>
-        <w:rPr>
-          <w:sz w:val="20"/>
-        </w:rPr>
-        <w:t>BSDS500 (Berkeley Segmentation Data Set) ships as natural images with hand-annotated object-boundary ground truth, not a tabular dataset. It was converted into a tabular binary-classification dataset (data/bsds_features.csv, built by scripts/build_dataset.py): one row per sampled pixel from all 200 BSDS500 training images, 10 features (R, G, B, gray, grad_mag, grad_dir, laplacian, local_std, x_norm, y_norm) capturing colour, gradient, texture and position, and label is_edge (1 if a majority of 6 human annotators marked the pixel as a segment boundary, else 0). 24,000 rows total, perfectly balanced (12,000 / 12,000). This same dataset is reused, unchanged, for every question in this lab. Per lab instructions this same dataset (not an email corpus) is used here too: 'edge' plays the role of 'spam' and 'non-edge' the role of 'ham', with pixel colour/gradient/texture features standing in for word/token features.</w:t>
+        <w:t>Problem Statement:</w:t>
       </w:r>
     </w:p>
     <w:p>
       <w:pPr>
-        <w:spacing w:before="120" w:after="60"/>
+        <w:spacing w:before="0" w:after="120" w:line="240" w:lineRule="auto"/>
       </w:pPr>
       <w:r>
         <w:rPr>
-          <w:b/>
-          <w:color w:val="1F4E79"/>
-          <w:sz w:val="26"/>
+          <w:rFonts w:ascii="Times New Roman" w:hAnsi="Times New Roman"/>
+          <w:b w:val="0"/>
+          <w:i w:val="0"/>
+          <w:sz w:val="24"/>
         </w:rPr>
-        <w:t>Theory</w:t>
-      </w:r>
-    </w:p>
-    <w:p>
-      <w:r>
-        <w:rPr>
-          <w:sz w:val="20"/>
-        </w:rPr>
-        <w:t>Naive Bayes applies Bayes' theorem with a (naive) assumption that features are conditionally independent given the class. GaussianNB models each feature, per class, as a 1-D Gaussian and multiplies per-feature likelihoods to score each class, predicting the class with the highest posterior probability. It is fast, needs little data, and is a classic baseline for spam/ham-style filtering.</w:t>
+        <w:t>Classify each pixel as 'spam' (edge) or 'ham' (non-edge) using GaussianNB, under the naive assumption that the 10 colour/gradient/texture/position features are conditionally independent given the class. Per lab instructions the dataset used is not an email corpus but the same derived BSDS500 pixel dataset used throughout this lab; edge/non-edge here plays the role spam/ham would in a text classifier. BSDS500 (Berkeley Segmentation Data Set) is an image-segmentation dataset, not tabular data, so a tabular dataset was derived from it (data/bsds_features.csv, built by scripts/build_dataset.py): 24,000 pixels sampled from the 200 BSDS500 training images, 10 features (R, G, B, gray, grad_mag, grad_dir, laplacian, local_std, x_norm, y_norm) capturing colour, gradient, texture and position, and label is_edge (1 if a majority of 6 human annotators marked the pixel as a segment boundary, else 0). This same dataset is used, unchanged, for every question in this lab.</w:t>
       </w:r>
     </w:p>
     <w:p>
       <w:pPr>
-        <w:spacing w:before="120" w:after="60"/>
+        <w:spacing w:before="120" w:after="60" w:line="240" w:lineRule="auto"/>
       </w:pPr>
       <w:r>
         <w:rPr>
+          <w:rFonts w:ascii="Times New Roman" w:hAnsi="Times New Roman"/>
           <w:b/>
-          <w:color w:val="1F4E79"/>
-          <w:sz w:val="26"/>
+          <w:sz w:val="24"/>
         </w:rPr>
-        <w:t>Code</w:t>
+        <w:t>Algorithm:</w:t>
       </w:r>
     </w:p>
     <w:p>
       <w:pPr>
-        <w:spacing w:before="0" w:after="0" w:line="240" w:lineRule="auto"/>
+        <w:spacing w:before="0" w:after="40" w:line="240" w:lineRule="auto"/>
       </w:pPr>
       <w:r>
         <w:rPr>
-          <w:rFonts w:ascii="Courier New" w:hAnsi="Courier New"/>
-          <w:sz w:val="15"/>
+          <w:rFonts w:ascii="Times New Roman" w:hAnsi="Times New Roman"/>
+          <w:sz w:val="24"/>
         </w:rPr>
-        <w:t>"""</w:t>
+        <w:t>1. Load the feature dataset.</w:t>
       </w:r>
     </w:p>
     <w:p>
       <w:pPr>
-        <w:spacing w:before="0" w:after="0" w:line="240" w:lineRule="auto"/>
+        <w:spacing w:before="0" w:after="40" w:line="240" w:lineRule="auto"/>
       </w:pPr>
       <w:r>
         <w:rPr>
-          <w:rFonts w:ascii="Courier New" w:hAnsi="Courier New"/>
-          <w:sz w:val="15"/>
+          <w:rFonts w:ascii="Times New Roman" w:hAnsi="Times New Roman"/>
+          <w:sz w:val="24"/>
         </w:rPr>
-        <w:t>Q3 — Naive Bayes classifier ("spam vs ham" style binary classification),</w:t>
+        <w:t>2. Split data into train (80%) and test (20%) sets.</w:t>
       </w:r>
     </w:p>
     <w:p>
       <w:pPr>
-        <w:spacing w:before="0" w:after="0" w:line="240" w:lineRule="auto"/>
+        <w:spacing w:before="0" w:after="40" w:line="240" w:lineRule="auto"/>
       </w:pPr>
       <w:r>
         <w:rPr>
-          <w:rFonts w:ascii="Courier New" w:hAnsi="Courier New"/>
-          <w:sz w:val="15"/>
+          <w:rFonts w:ascii="Times New Roman" w:hAnsi="Times New Roman"/>
+          <w:sz w:val="24"/>
         </w:rPr>
-        <w:t>applied to the BSDS500-derived edge-pixel dataset.</w:t>
+        <w:t>3. For each class, estimate the mean and variance of every feature (fit a Gaussian per feature per class).</w:t>
       </w:r>
     </w:p>
     <w:p>
       <w:pPr>
-        <w:spacing w:before="0" w:after="0" w:line="240" w:lineRule="auto"/>
+        <w:spacing w:before="0" w:after="40" w:line="240" w:lineRule="auto"/>
       </w:pPr>
       <w:r>
         <w:rPr>
-          <w:rFonts w:ascii="Courier New" w:hAnsi="Courier New"/>
-          <w:sz w:val="15"/>
+          <w:rFonts w:ascii="Times New Roman" w:hAnsi="Times New Roman"/>
+          <w:sz w:val="24"/>
         </w:rPr>
-        <w:t xml:space="preserve"> </w:t>
+        <w:t>4. Estimate class priors P(spam), P(ham) from training label frequencies.</w:t>
       </w:r>
     </w:p>
     <w:p>
       <w:pPr>
-        <w:spacing w:before="0" w:after="0" w:line="240" w:lineRule="auto"/>
+        <w:spacing w:before="0" w:after="40" w:line="240" w:lineRule="auto"/>
       </w:pPr>
       <w:r>
         <w:rPr>
-          <w:rFonts w:ascii="Courier New" w:hAnsi="Courier New"/>
-          <w:sz w:val="15"/>
+          <w:rFonts w:ascii="Times New Roman" w:hAnsi="Times New Roman"/>
+          <w:sz w:val="24"/>
         </w:rPr>
-        <w:t>Adaptation note: the lab asks for spam/ham email classification, but per</w:t>
+        <w:t>5. For a new sample, compute the likelihood of each feature value under each class's Gaussian.</w:t>
       </w:r>
     </w:p>
     <w:p>
       <w:pPr>
-        <w:spacing w:before="0" w:after="0" w:line="240" w:lineRule="auto"/>
+        <w:spacing w:before="0" w:after="40" w:line="240" w:lineRule="auto"/>
       </w:pPr>
       <w:r>
         <w:rPr>
-          <w:rFonts w:ascii="Courier New" w:hAnsi="Courier New"/>
-          <w:sz w:val="15"/>
+          <w:rFonts w:ascii="Times New Roman" w:hAnsi="Times New Roman"/>
+          <w:sz w:val="24"/>
         </w:rPr>
-        <w:t>lab instructions every question must use the BSDS500-derived dataset only.</w:t>
+        <w:t>6. Multiply the per-feature likelihoods together with the class prior (naive independence assumption) to get an unnormalized posterior.</w:t>
       </w:r>
     </w:p>
     <w:p>
       <w:pPr>
-        <w:spacing w:before="0" w:after="0" w:line="240" w:lineRule="auto"/>
+        <w:spacing w:before="0" w:after="40" w:line="240" w:lineRule="auto"/>
       </w:pPr>
       <w:r>
         <w:rPr>
-          <w:rFonts w:ascii="Courier New" w:hAnsi="Courier New"/>
-          <w:sz w:val="15"/>
+          <w:rFonts w:ascii="Times New Roman" w:hAnsi="Times New Roman"/>
+          <w:sz w:val="24"/>
         </w:rPr>
-        <w:t>We treat it as the same kind of problem Naive Bayes is classically used</w:t>
+        <w:t>7. Predict the class with the higher posterior probability.</w:t>
       </w:r>
     </w:p>
     <w:p>
       <w:pPr>
-        <w:spacing w:before="0" w:after="0" w:line="240" w:lineRule="auto"/>
+        <w:spacing w:before="0" w:after="40" w:line="240" w:lineRule="auto"/>
       </w:pPr>
       <w:r>
         <w:rPr>
-          <w:rFonts w:ascii="Courier New" w:hAnsi="Courier New"/>
-          <w:sz w:val="15"/>
+          <w:rFonts w:ascii="Times New Roman" w:hAnsi="Times New Roman"/>
+          <w:sz w:val="24"/>
         </w:rPr>
-        <w:t>for: binary classification from a feature vector under a conditional</w:t>
+        <w:t>8. Evaluate accuracy, confusion matrix and ROC-AUC on the test set.</w:t>
       </w:r>
     </w:p>
     <w:p>
       <w:pPr>
-        <w:spacing w:before="0" w:after="0" w:line="240" w:lineRule="auto"/>
+        <w:spacing w:before="200" w:after="80" w:line="240" w:lineRule="auto"/>
       </w:pPr>
       <w:r>
         <w:rPr>
-          <w:rFonts w:ascii="Courier New" w:hAnsi="Courier New"/>
-          <w:sz w:val="15"/>
+          <w:rFonts w:ascii="Times New Roman" w:hAnsi="Times New Roman"/>
+          <w:b/>
+          <w:color w:val="1F3B5C"/>
+          <w:sz w:val="26"/>
         </w:rPr>
-        <w:t>independence assumption -- here "edge" plays the role of "spam" and</w:t>
+        <w:t>2. Program</w:t>
       </w:r>
     </w:p>
     <w:p>
       <w:pPr>
-        <w:spacing w:before="0" w:after="0" w:line="240" w:lineRule="auto"/>
+        <w:spacing w:before="0" w:after="60" w:line="240" w:lineRule="auto"/>
       </w:pPr>
       <w:r>
         <w:rPr>
-          <w:rFonts w:ascii="Courier New" w:hAnsi="Courier New"/>
-          <w:sz w:val="15"/>
+          <w:rFonts w:ascii="Times New Roman" w:hAnsi="Times New Roman"/>
+          <w:b w:val="0"/>
+          <w:i w:val="0"/>
+          <w:sz w:val="24"/>
         </w:rPr>
-        <w:t>"non-edge" the role of "ham", with pixel colour/gradient/texture features</w:t>
-      </w:r>
-    </w:p>
-    <w:p>
-      <w:pPr>
-        <w:spacing w:before="0" w:after="0" w:line="240" w:lineRule="auto"/>
-      </w:pPr>
-      <w:r>
-        <w:rPr>
-          <w:rFonts w:ascii="Courier New" w:hAnsi="Courier New"/>
-          <w:sz w:val="15"/>
-        </w:rPr>
-        <w:t>in place of word/token features.</w:t>
-      </w:r>
-    </w:p>
-    <w:p>
-      <w:pPr>
-        <w:spacing w:before="0" w:after="0" w:line="240" w:lineRule="auto"/>
-      </w:pPr>
-      <w:r>
-        <w:rPr>
-          <w:rFonts w:ascii="Courier New" w:hAnsi="Courier New"/>
-          <w:sz w:val="15"/>
-        </w:rPr>
-        <w:t>"""</w:t>
-      </w:r>
-    </w:p>
-    <w:p>
-      <w:pPr>
-        <w:spacing w:before="0" w:after="0" w:line="240" w:lineRule="auto"/>
-      </w:pPr>
-      <w:r>
-        <w:rPr>
-          <w:rFonts w:ascii="Courier New" w:hAnsi="Courier New"/>
-          <w:sz w:val="15"/>
-        </w:rPr>
-        <w:t>import numpy as np</w:t>
-      </w:r>
-    </w:p>
-    <w:p>
-      <w:pPr>
-        <w:spacing w:before="0" w:after="0" w:line="240" w:lineRule="auto"/>
-      </w:pPr>
-      <w:r>
-        <w:rPr>
-          <w:rFonts w:ascii="Courier New" w:hAnsi="Courier New"/>
-          <w:sz w:val="15"/>
-        </w:rPr>
-        <w:t>import matplotlib.pyplot as plt</w:t>
-      </w:r>
-    </w:p>
-    <w:p>
-      <w:pPr>
-        <w:spacing w:before="0" w:after="0" w:line="240" w:lineRule="auto"/>
-      </w:pPr>
-      <w:r>
-        <w:rPr>
-          <w:rFonts w:ascii="Courier New" w:hAnsi="Courier New"/>
-          <w:sz w:val="15"/>
-        </w:rPr>
-        <w:t>from sklearn.naive_bayes import GaussianNB</w:t>
-      </w:r>
-    </w:p>
-    <w:p>
-      <w:pPr>
-        <w:spacing w:before="0" w:after="0" w:line="240" w:lineRule="auto"/>
-      </w:pPr>
-      <w:r>
-        <w:rPr>
-          <w:rFonts w:ascii="Courier New" w:hAnsi="Courier New"/>
-          <w:sz w:val="15"/>
-        </w:rPr>
-        <w:t>from sklearn.metrics import (accuracy_score, confusion_matrix,</w:t>
-      </w:r>
-    </w:p>
-    <w:p>
-      <w:pPr>
-        <w:spacing w:before="0" w:after="0" w:line="240" w:lineRule="auto"/>
-      </w:pPr>
-      <w:r>
-        <w:rPr>
-          <w:rFonts w:ascii="Courier New" w:hAnsi="Courier New"/>
-          <w:sz w:val="15"/>
-        </w:rPr>
-        <w:t xml:space="preserve">                              classification_report, RocCurveDisplay)</w:t>
-      </w:r>
-    </w:p>
-    <w:p>
-      <w:pPr>
-        <w:spacing w:before="0" w:after="0" w:line="240" w:lineRule="auto"/>
-      </w:pPr>
-      <w:r>
-        <w:rPr>
-          <w:rFonts w:ascii="Courier New" w:hAnsi="Courier New"/>
-          <w:sz w:val="15"/>
-        </w:rPr>
-        <w:t xml:space="preserve"> </w:t>
-      </w:r>
-    </w:p>
-    <w:p>
-      <w:pPr>
-        <w:spacing w:before="0" w:after="0" w:line="240" w:lineRule="auto"/>
-      </w:pPr>
-      <w:r>
-        <w:rPr>
-          <w:rFonts w:ascii="Courier New" w:hAnsi="Courier New"/>
-          <w:sz w:val="15"/>
-        </w:rPr>
-        <w:t>from common import load_split, save_metrics, FIG_DIR</w:t>
-      </w:r>
-    </w:p>
-    <w:p>
-      <w:pPr>
-        <w:spacing w:before="0" w:after="0" w:line="240" w:lineRule="auto"/>
-      </w:pPr>
-      <w:r>
-        <w:rPr>
-          <w:rFonts w:ascii="Courier New" w:hAnsi="Courier New"/>
-          <w:sz w:val="15"/>
-        </w:rPr>
-        <w:t xml:space="preserve"> </w:t>
-      </w:r>
-    </w:p>
-    <w:p>
-      <w:pPr>
-        <w:spacing w:before="0" w:after="0" w:line="240" w:lineRule="auto"/>
-      </w:pPr>
-      <w:r>
-        <w:rPr>
-          <w:rFonts w:ascii="Courier New" w:hAnsi="Courier New"/>
-          <w:sz w:val="15"/>
-        </w:rPr>
-        <w:t xml:space="preserve"> </w:t>
-      </w:r>
-    </w:p>
-    <w:p>
-      <w:pPr>
-        <w:spacing w:before="0" w:after="0" w:line="240" w:lineRule="auto"/>
-      </w:pPr>
-      <w:r>
-        <w:rPr>
-          <w:rFonts w:ascii="Courier New" w:hAnsi="Courier New"/>
-          <w:sz w:val="15"/>
-        </w:rPr>
-        <w:t>def main():</w:t>
-      </w:r>
-    </w:p>
-    <w:p>
-      <w:pPr>
-        <w:spacing w:before="0" w:after="0" w:line="240" w:lineRule="auto"/>
-      </w:pPr>
-      <w:r>
-        <w:rPr>
-          <w:rFonts w:ascii="Courier New" w:hAnsi="Courier New"/>
-          <w:sz w:val="15"/>
-        </w:rPr>
-        <w:t xml:space="preserve">    # GaussianNB is not scale-sensitive, but scaling keeps things consistent</w:t>
-      </w:r>
-    </w:p>
-    <w:p>
-      <w:pPr>
-        <w:spacing w:before="0" w:after="0" w:line="240" w:lineRule="auto"/>
-      </w:pPr>
-      <w:r>
-        <w:rPr>
-          <w:rFonts w:ascii="Courier New" w:hAnsi="Courier New"/>
-          <w:sz w:val="15"/>
-        </w:rPr>
-        <w:t xml:space="preserve">    # with the other questions and doesn't change its predictions.</w:t>
-      </w:r>
-    </w:p>
-    <w:p>
-      <w:pPr>
-        <w:spacing w:before="0" w:after="0" w:line="240" w:lineRule="auto"/>
-      </w:pPr>
-      <w:r>
-        <w:rPr>
-          <w:rFonts w:ascii="Courier New" w:hAnsi="Courier New"/>
-          <w:sz w:val="15"/>
-        </w:rPr>
-        <w:t xml:space="preserve">    X_train, X_test, y_train, y_test = load_split(scale=False)</w:t>
-      </w:r>
-    </w:p>
-    <w:p>
-      <w:pPr>
-        <w:spacing w:before="0" w:after="0" w:line="240" w:lineRule="auto"/>
-      </w:pPr>
-      <w:r>
-        <w:rPr>
-          <w:rFonts w:ascii="Courier New" w:hAnsi="Courier New"/>
-          <w:sz w:val="15"/>
-        </w:rPr>
-        <w:t xml:space="preserve">    print(f"train={X_train.shape}, test={X_test.shape}")</w:t>
-      </w:r>
-    </w:p>
-    <w:p>
-      <w:pPr>
-        <w:spacing w:before="0" w:after="0" w:line="240" w:lineRule="auto"/>
-      </w:pPr>
-      <w:r>
-        <w:rPr>
-          <w:rFonts w:ascii="Courier New" w:hAnsi="Courier New"/>
-          <w:sz w:val="15"/>
-        </w:rPr>
-        <w:t xml:space="preserve"> </w:t>
-      </w:r>
-    </w:p>
-    <w:p>
-      <w:pPr>
-        <w:spacing w:before="0" w:after="0" w:line="240" w:lineRule="auto"/>
-      </w:pPr>
-      <w:r>
-        <w:rPr>
-          <w:rFonts w:ascii="Courier New" w:hAnsi="Courier New"/>
-          <w:sz w:val="15"/>
-        </w:rPr>
-        <w:t xml:space="preserve">    clf = GaussianNB()</w:t>
-      </w:r>
-    </w:p>
-    <w:p>
-      <w:pPr>
-        <w:spacing w:before="0" w:after="0" w:line="240" w:lineRule="auto"/>
-      </w:pPr>
-      <w:r>
-        <w:rPr>
-          <w:rFonts w:ascii="Courier New" w:hAnsi="Courier New"/>
-          <w:sz w:val="15"/>
-        </w:rPr>
-        <w:t xml:space="preserve">    clf.fit(X_train, y_train)</w:t>
-      </w:r>
-    </w:p>
-    <w:p>
-      <w:pPr>
-        <w:spacing w:before="0" w:after="0" w:line="240" w:lineRule="auto"/>
-      </w:pPr>
-      <w:r>
-        <w:rPr>
-          <w:rFonts w:ascii="Courier New" w:hAnsi="Courier New"/>
-          <w:sz w:val="15"/>
-        </w:rPr>
-        <w:t xml:space="preserve"> </w:t>
-      </w:r>
-    </w:p>
-    <w:p>
-      <w:pPr>
-        <w:spacing w:before="0" w:after="0" w:line="240" w:lineRule="auto"/>
-      </w:pPr>
-      <w:r>
-        <w:rPr>
-          <w:rFonts w:ascii="Courier New" w:hAnsi="Courier New"/>
-          <w:sz w:val="15"/>
-        </w:rPr>
-        <w:t xml:space="preserve">    preds = clf.predict(X_test)</w:t>
-      </w:r>
-    </w:p>
-    <w:p>
-      <w:pPr>
-        <w:spacing w:before="0" w:after="0" w:line="240" w:lineRule="auto"/>
-      </w:pPr>
-      <w:r>
-        <w:rPr>
-          <w:rFonts w:ascii="Courier New" w:hAnsi="Courier New"/>
-          <w:sz w:val="15"/>
-        </w:rPr>
-        <w:t xml:space="preserve">    probs = clf.predict_proba(X_test)[:, 1]</w:t>
-      </w:r>
-    </w:p>
-    <w:p>
-      <w:pPr>
-        <w:spacing w:before="0" w:after="0" w:line="240" w:lineRule="auto"/>
-      </w:pPr>
-      <w:r>
-        <w:rPr>
-          <w:rFonts w:ascii="Courier New" w:hAnsi="Courier New"/>
-          <w:sz w:val="15"/>
-        </w:rPr>
-        <w:t xml:space="preserve"> </w:t>
-      </w:r>
-    </w:p>
-    <w:p>
-      <w:pPr>
-        <w:spacing w:before="0" w:after="0" w:line="240" w:lineRule="auto"/>
-      </w:pPr>
-      <w:r>
-        <w:rPr>
-          <w:rFonts w:ascii="Courier New" w:hAnsi="Courier New"/>
-          <w:sz w:val="15"/>
-        </w:rPr>
-        <w:t xml:space="preserve">    acc = accuracy_score(y_test, preds)</w:t>
-      </w:r>
-    </w:p>
-    <w:p>
-      <w:pPr>
-        <w:spacing w:before="0" w:after="0" w:line="240" w:lineRule="auto"/>
-      </w:pPr>
-      <w:r>
-        <w:rPr>
-          <w:rFonts w:ascii="Courier New" w:hAnsi="Courier New"/>
-          <w:sz w:val="15"/>
-        </w:rPr>
-        <w:t xml:space="preserve">    cm = confusion_matrix(y_test, preds)</w:t>
-      </w:r>
-    </w:p>
-    <w:p>
-      <w:pPr>
-        <w:spacing w:before="0" w:after="0" w:line="240" w:lineRule="auto"/>
-      </w:pPr>
-      <w:r>
-        <w:rPr>
-          <w:rFonts w:ascii="Courier New" w:hAnsi="Courier New"/>
-          <w:sz w:val="15"/>
-        </w:rPr>
-        <w:t xml:space="preserve">    report = classification_report(y_test, preds, target_names=["ham (non-edge)", "spam (edge)"])</w:t>
-      </w:r>
-    </w:p>
-    <w:p>
-      <w:pPr>
-        <w:spacing w:before="0" w:after="0" w:line="240" w:lineRule="auto"/>
-      </w:pPr>
-      <w:r>
-        <w:rPr>
-          <w:rFonts w:ascii="Courier New" w:hAnsi="Courier New"/>
-          <w:sz w:val="15"/>
-        </w:rPr>
-        <w:t xml:space="preserve">    print(f"Test accuracy: {acc:.4f}")</w:t>
-      </w:r>
-    </w:p>
-    <w:p>
-      <w:pPr>
-        <w:spacing w:before="0" w:after="0" w:line="240" w:lineRule="auto"/>
-      </w:pPr>
-      <w:r>
-        <w:rPr>
-          <w:rFonts w:ascii="Courier New" w:hAnsi="Courier New"/>
-          <w:sz w:val="15"/>
-        </w:rPr>
-        <w:t xml:space="preserve">    print(report)</w:t>
-      </w:r>
-    </w:p>
-    <w:p>
-      <w:pPr>
-        <w:spacing w:before="0" w:after="0" w:line="240" w:lineRule="auto"/>
-      </w:pPr>
-      <w:r>
-        <w:rPr>
-          <w:rFonts w:ascii="Courier New" w:hAnsi="Courier New"/>
-          <w:sz w:val="15"/>
-        </w:rPr>
-        <w:t xml:space="preserve"> </w:t>
-      </w:r>
-    </w:p>
-    <w:p>
-      <w:pPr>
-        <w:spacing w:before="0" w:after="0" w:line="240" w:lineRule="auto"/>
-      </w:pPr>
-      <w:r>
-        <w:rPr>
-          <w:rFonts w:ascii="Courier New" w:hAnsi="Courier New"/>
-          <w:sz w:val="15"/>
-        </w:rPr>
-        <w:t xml:space="preserve">    fig, ax = plt.subplots(figsize=(4.5, 4))</w:t>
-      </w:r>
-    </w:p>
-    <w:p>
-      <w:pPr>
-        <w:spacing w:before="0" w:after="0" w:line="240" w:lineRule="auto"/>
-      </w:pPr>
-      <w:r>
-        <w:rPr>
-          <w:rFonts w:ascii="Courier New" w:hAnsi="Courier New"/>
-          <w:sz w:val="15"/>
-        </w:rPr>
-        <w:t xml:space="preserve">    im = ax.imshow(cm, cmap="Greens")</w:t>
-      </w:r>
-    </w:p>
-    <w:p>
-      <w:pPr>
-        <w:spacing w:before="0" w:after="0" w:line="240" w:lineRule="auto"/>
-      </w:pPr>
-      <w:r>
-        <w:rPr>
-          <w:rFonts w:ascii="Courier New" w:hAnsi="Courier New"/>
-          <w:sz w:val="15"/>
-        </w:rPr>
-        <w:t xml:space="preserve">    for i in range(2):</w:t>
-      </w:r>
-    </w:p>
-    <w:p>
-      <w:pPr>
-        <w:spacing w:before="0" w:after="0" w:line="240" w:lineRule="auto"/>
-      </w:pPr>
-      <w:r>
-        <w:rPr>
-          <w:rFonts w:ascii="Courier New" w:hAnsi="Courier New"/>
-          <w:sz w:val="15"/>
-        </w:rPr>
-        <w:t xml:space="preserve">        for j in range(2):</w:t>
-      </w:r>
-    </w:p>
-    <w:p>
-      <w:pPr>
-        <w:spacing w:before="0" w:after="0" w:line="240" w:lineRule="auto"/>
-      </w:pPr>
-      <w:r>
-        <w:rPr>
-          <w:rFonts w:ascii="Courier New" w:hAnsi="Courier New"/>
-          <w:sz w:val="15"/>
-        </w:rPr>
-        <w:t xml:space="preserve">            ax.text(j, i, cm[i, j], ha="center", va="center",</w:t>
-      </w:r>
-    </w:p>
-    <w:p>
-      <w:pPr>
-        <w:spacing w:before="0" w:after="0" w:line="240" w:lineRule="auto"/>
-      </w:pPr>
-      <w:r>
-        <w:rPr>
-          <w:rFonts w:ascii="Courier New" w:hAnsi="Courier New"/>
-          <w:sz w:val="15"/>
-        </w:rPr>
-        <w:t xml:space="preserve">                     color="white" if cm[i, j] &gt; cm.max() / 2 else "black")</w:t>
-      </w:r>
-    </w:p>
-    <w:p>
-      <w:pPr>
-        <w:spacing w:before="0" w:after="0" w:line="240" w:lineRule="auto"/>
-      </w:pPr>
-      <w:r>
-        <w:rPr>
-          <w:rFonts w:ascii="Courier New" w:hAnsi="Courier New"/>
-          <w:sz w:val="15"/>
-        </w:rPr>
-        <w:t xml:space="preserve">    ax.set_xticks([0, 1]); ax.set_xticklabels(["ham", "spam"])</w:t>
-      </w:r>
-    </w:p>
-    <w:p>
-      <w:pPr>
-        <w:spacing w:before="0" w:after="0" w:line="240" w:lineRule="auto"/>
-      </w:pPr>
-      <w:r>
-        <w:rPr>
-          <w:rFonts w:ascii="Courier New" w:hAnsi="Courier New"/>
-          <w:sz w:val="15"/>
-        </w:rPr>
-        <w:t xml:space="preserve">    ax.set_yticks([0, 1]); ax.set_yticklabels(["ham", "spam"])</w:t>
-      </w:r>
-    </w:p>
-    <w:p>
-      <w:pPr>
-        <w:spacing w:before="0" w:after="0" w:line="240" w:lineRule="auto"/>
-      </w:pPr>
-      <w:r>
-        <w:rPr>
-          <w:rFonts w:ascii="Courier New" w:hAnsi="Courier New"/>
-          <w:sz w:val="15"/>
-        </w:rPr>
-        <w:t xml:space="preserve">    ax.set_xlabel("Predicted"); ax.set_ylabel("Actual")</w:t>
-      </w:r>
-    </w:p>
-    <w:p>
-      <w:pPr>
-        <w:spacing w:before="0" w:after="0" w:line="240" w:lineRule="auto"/>
-      </w:pPr>
-      <w:r>
-        <w:rPr>
-          <w:rFonts w:ascii="Courier New" w:hAnsi="Courier New"/>
-          <w:sz w:val="15"/>
-        </w:rPr>
-        <w:t xml:space="preserve">    ax.set_title("Naive Bayes Confusion Matrix")</w:t>
-      </w:r>
-    </w:p>
-    <w:p>
-      <w:pPr>
-        <w:spacing w:before="0" w:after="0" w:line="240" w:lineRule="auto"/>
-      </w:pPr>
-      <w:r>
-        <w:rPr>
-          <w:rFonts w:ascii="Courier New" w:hAnsi="Courier New"/>
-          <w:sz w:val="15"/>
-        </w:rPr>
-        <w:t xml:space="preserve">    plt.tight_layout()</w:t>
-      </w:r>
-    </w:p>
-    <w:p>
-      <w:pPr>
-        <w:spacing w:before="0" w:after="0" w:line="240" w:lineRule="auto"/>
-      </w:pPr>
-      <w:r>
-        <w:rPr>
-          <w:rFonts w:ascii="Courier New" w:hAnsi="Courier New"/>
-          <w:sz w:val="15"/>
-        </w:rPr>
-        <w:t xml:space="preserve">    plt.savefig(FIG_DIR / "q3_nb_confusion_matrix.png", bbox_inches="tight")</w:t>
-      </w:r>
-    </w:p>
-    <w:p>
-      <w:pPr>
-        <w:spacing w:before="0" w:after="0" w:line="240" w:lineRule="auto"/>
-      </w:pPr>
-      <w:r>
-        <w:rPr>
-          <w:rFonts w:ascii="Courier New" w:hAnsi="Courier New"/>
-          <w:sz w:val="15"/>
-        </w:rPr>
-        <w:t xml:space="preserve">    plt.close()</w:t>
-      </w:r>
-    </w:p>
-    <w:p>
-      <w:pPr>
-        <w:spacing w:before="0" w:after="0" w:line="240" w:lineRule="auto"/>
-      </w:pPr>
-      <w:r>
-        <w:rPr>
-          <w:rFonts w:ascii="Courier New" w:hAnsi="Courier New"/>
-          <w:sz w:val="15"/>
-        </w:rPr>
-        <w:t xml:space="preserve"> </w:t>
-      </w:r>
-    </w:p>
-    <w:p>
-      <w:pPr>
-        <w:spacing w:before="0" w:after="0" w:line="240" w:lineRule="auto"/>
-      </w:pPr>
-      <w:r>
-        <w:rPr>
-          <w:rFonts w:ascii="Courier New" w:hAnsi="Courier New"/>
-          <w:sz w:val="15"/>
-        </w:rPr>
-        <w:t xml:space="preserve">    fig, ax = plt.subplots(figsize=(5, 5))</w:t>
-      </w:r>
-    </w:p>
-    <w:p>
-      <w:pPr>
-        <w:spacing w:before="0" w:after="0" w:line="240" w:lineRule="auto"/>
-      </w:pPr>
-      <w:r>
-        <w:rPr>
-          <w:rFonts w:ascii="Courier New" w:hAnsi="Courier New"/>
-          <w:sz w:val="15"/>
-        </w:rPr>
-        <w:t xml:space="preserve">    RocCurveDisplay.from_predictions(y_test, probs, ax=ax, name="GaussianNB")</w:t>
-      </w:r>
-    </w:p>
-    <w:p>
-      <w:pPr>
-        <w:spacing w:before="0" w:after="0" w:line="240" w:lineRule="auto"/>
-      </w:pPr>
-      <w:r>
-        <w:rPr>
-          <w:rFonts w:ascii="Courier New" w:hAnsi="Courier New"/>
-          <w:sz w:val="15"/>
-        </w:rPr>
-        <w:t xml:space="preserve">    ax.plot([0, 1], [0, 1], "k--", alpha=0.4)</w:t>
-      </w:r>
-    </w:p>
-    <w:p>
-      <w:pPr>
-        <w:spacing w:before="0" w:after="0" w:line="240" w:lineRule="auto"/>
-      </w:pPr>
-      <w:r>
-        <w:rPr>
-          <w:rFonts w:ascii="Courier New" w:hAnsi="Courier New"/>
-          <w:sz w:val="15"/>
-        </w:rPr>
-        <w:t xml:space="preserve">    ax.set_title("Naive Bayes ROC Curve")</w:t>
-      </w:r>
-    </w:p>
-    <w:p>
-      <w:pPr>
-        <w:spacing w:before="0" w:after="0" w:line="240" w:lineRule="auto"/>
-      </w:pPr>
-      <w:r>
-        <w:rPr>
-          <w:rFonts w:ascii="Courier New" w:hAnsi="Courier New"/>
-          <w:sz w:val="15"/>
-        </w:rPr>
-        <w:t xml:space="preserve">    plt.tight_layout()</w:t>
-      </w:r>
-    </w:p>
-    <w:p>
-      <w:pPr>
-        <w:spacing w:before="0" w:after="0" w:line="240" w:lineRule="auto"/>
-      </w:pPr>
-      <w:r>
-        <w:rPr>
-          <w:rFonts w:ascii="Courier New" w:hAnsi="Courier New"/>
-          <w:sz w:val="15"/>
-        </w:rPr>
-        <w:t xml:space="preserve">    plt.savefig(FIG_DIR / "q3_nb_roc.png", bbox_inches="tight")</w:t>
-      </w:r>
-    </w:p>
-    <w:p>
-      <w:pPr>
-        <w:spacing w:before="0" w:after="0" w:line="240" w:lineRule="auto"/>
-      </w:pPr>
-      <w:r>
-        <w:rPr>
-          <w:rFonts w:ascii="Courier New" w:hAnsi="Courier New"/>
-          <w:sz w:val="15"/>
-        </w:rPr>
-        <w:t xml:space="preserve">    plt.close()</w:t>
-      </w:r>
-    </w:p>
-    <w:p>
-      <w:pPr>
-        <w:spacing w:before="0" w:after="0" w:line="240" w:lineRule="auto"/>
-      </w:pPr>
-      <w:r>
-        <w:rPr>
-          <w:rFonts w:ascii="Courier New" w:hAnsi="Courier New"/>
-          <w:sz w:val="15"/>
-        </w:rPr>
-        <w:t xml:space="preserve"> </w:t>
-      </w:r>
-    </w:p>
-    <w:p>
-      <w:pPr>
-        <w:spacing w:before="0" w:after="0" w:line="240" w:lineRule="auto"/>
-      </w:pPr>
-      <w:r>
-        <w:rPr>
-          <w:rFonts w:ascii="Courier New" w:hAnsi="Courier New"/>
-          <w:sz w:val="15"/>
-        </w:rPr>
-        <w:t xml:space="preserve">    save_metrics("q3_naive_bayes", {</w:t>
-      </w:r>
-    </w:p>
-    <w:p>
-      <w:pPr>
-        <w:spacing w:before="0" w:after="0" w:line="240" w:lineRule="auto"/>
-      </w:pPr>
-      <w:r>
-        <w:rPr>
-          <w:rFonts w:ascii="Courier New" w:hAnsi="Courier New"/>
-          <w:sz w:val="15"/>
-        </w:rPr>
-        <w:t xml:space="preserve">        "test_accuracy": acc,</w:t>
-      </w:r>
-    </w:p>
-    <w:p>
-      <w:pPr>
-        <w:spacing w:before="0" w:after="0" w:line="240" w:lineRule="auto"/>
-      </w:pPr>
-      <w:r>
-        <w:rPr>
-          <w:rFonts w:ascii="Courier New" w:hAnsi="Courier New"/>
-          <w:sz w:val="15"/>
-        </w:rPr>
-        <w:t xml:space="preserve">        "confusion_matrix": cm.tolist(),</w:t>
-      </w:r>
-    </w:p>
-    <w:p>
-      <w:pPr>
-        <w:spacing w:before="0" w:after="0" w:line="240" w:lineRule="auto"/>
-      </w:pPr>
-      <w:r>
-        <w:rPr>
-          <w:rFonts w:ascii="Courier New" w:hAnsi="Courier New"/>
-          <w:sz w:val="15"/>
-        </w:rPr>
-        <w:t xml:space="preserve">        "classification_report": report,</w:t>
-      </w:r>
-    </w:p>
-    <w:p>
-      <w:pPr>
-        <w:spacing w:before="0" w:after="0" w:line="240" w:lineRule="auto"/>
-      </w:pPr>
-      <w:r>
-        <w:rPr>
-          <w:rFonts w:ascii="Courier New" w:hAnsi="Courier New"/>
-          <w:sz w:val="15"/>
-        </w:rPr>
-        <w:t xml:space="preserve">        "class_priors": clf.class_prior_.tolist(),</w:t>
-      </w:r>
-    </w:p>
-    <w:p>
-      <w:pPr>
-        <w:spacing w:before="0" w:after="0" w:line="240" w:lineRule="auto"/>
-      </w:pPr>
-      <w:r>
-        <w:rPr>
-          <w:rFonts w:ascii="Courier New" w:hAnsi="Courier New"/>
-          <w:sz w:val="15"/>
-        </w:rPr>
-        <w:t xml:space="preserve">    })</w:t>
-      </w:r>
-    </w:p>
-    <w:p>
-      <w:pPr>
-        <w:spacing w:before="0" w:after="0" w:line="240" w:lineRule="auto"/>
-      </w:pPr>
-      <w:r>
-        <w:rPr>
-          <w:rFonts w:ascii="Courier New" w:hAnsi="Courier New"/>
-          <w:sz w:val="15"/>
-        </w:rPr>
-        <w:t xml:space="preserve"> </w:t>
-      </w:r>
-    </w:p>
-    <w:p>
-      <w:pPr>
-        <w:spacing w:before="0" w:after="0" w:line="240" w:lineRule="auto"/>
-      </w:pPr>
-      <w:r>
-        <w:rPr>
-          <w:rFonts w:ascii="Courier New" w:hAnsi="Courier New"/>
-          <w:sz w:val="15"/>
-        </w:rPr>
-        <w:t xml:space="preserve"> </w:t>
-      </w:r>
-    </w:p>
-    <w:p>
-      <w:pPr>
-        <w:spacing w:before="0" w:after="0" w:line="240" w:lineRule="auto"/>
-      </w:pPr>
-      <w:r>
-        <w:rPr>
-          <w:rFonts w:ascii="Courier New" w:hAnsi="Courier New"/>
-          <w:sz w:val="15"/>
-        </w:rPr>
-        <w:t>if __name__ == "__main__":</w:t>
-      </w:r>
-    </w:p>
-    <w:p>
-      <w:pPr>
-        <w:spacing w:before="0" w:after="0" w:line="240" w:lineRule="auto"/>
-      </w:pPr>
-      <w:r>
-        <w:rPr>
-          <w:rFonts w:ascii="Courier New" w:hAnsi="Courier New"/>
-          <w:sz w:val="15"/>
-        </w:rPr>
-        <w:t xml:space="preserve">    main()</w:t>
-      </w:r>
-    </w:p>
-    <w:p>
-      <w:pPr>
-        <w:spacing w:before="120" w:after="60"/>
-      </w:pPr>
-      <w:r>
-        <w:rPr>
-          <w:b/>
-          <w:color w:val="1F4E79"/>
-          <w:sz w:val="26"/>
-        </w:rPr>
-        <w:t>Output</w:t>
+        <w:t>Key code section (function definitions, core algorithm, and key parameter settings):</w:t>
       </w:r>
     </w:p>
     <w:tbl>
       <w:tblPr>
-        <w:tblStyle w:val="LightGrid-Accent1"/>
         <w:tblW w:type="auto" w:w="0"/>
+        <w:tblLayout w:type="autofit"/>
         <w:tblLook w:firstColumn="1" w:firstRow="1" w:lastColumn="0" w:lastRow="0" w:noHBand="0" w:noVBand="1" w:val="04A0"/>
       </w:tblPr>
       <w:tblGrid>
-        <w:gridCol w:w="3408"/>
-        <w:gridCol w:w="3408"/>
-        <w:gridCol w:w="3408"/>
+        <w:gridCol w:w="9314"/>
       </w:tblGrid>
       <w:tr>
         <w:tc>
           <w:tcPr>
-            <w:tcW w:type="dxa" w:w="3408"/>
+            <w:tcW w:type="dxa" w:w="9314"/>
+            <w:shd w:val="clear" w:fill="F2F2F2"/>
           </w:tcPr>
           <w:p>
+            <w:pPr>
+              <w:spacing w:before="0" w:after="0" w:line="240" w:lineRule="auto"/>
+            </w:pPr>
+            <w:r/>
             <w:r>
               <w:rPr>
-                <w:b/>
-                <w:sz w:val="18"/>
+                <w:rFonts w:ascii="Consolas" w:hAnsi="Consolas"/>
+                <w:sz w:val="19"/>
               </w:rPr>
+              <w:t>from sklearn.naive_bayes import GaussianNB</w:t>
             </w:r>
           </w:p>
-        </w:tc>
-        <w:tc>
-          <w:tcPr>
-            <w:tcW w:type="dxa" w:w="3408"/>
-          </w:tcPr>
           <w:p>
+            <w:pPr>
+              <w:spacing w:before="0" w:after="0" w:line="240" w:lineRule="auto"/>
+            </w:pPr>
             <w:r>
               <w:rPr>
-                <w:b/>
-                <w:sz w:val="18"/>
+                <w:rFonts w:ascii="Consolas" w:hAnsi="Consolas"/>
+                <w:sz w:val="19"/>
               </w:rPr>
-              <w:t>Pred: ham</w:t>
+              <w:t xml:space="preserve"> </w:t>
             </w:r>
           </w:p>
-        </w:tc>
-        <w:tc>
-          <w:tcPr>
-            <w:tcW w:type="dxa" w:w="3408"/>
-          </w:tcPr>
           <w:p>
+            <w:pPr>
+              <w:spacing w:before="0" w:after="0" w:line="240" w:lineRule="auto"/>
+            </w:pPr>
             <w:r>
               <w:rPr>
-                <w:b/>
-                <w:sz w:val="18"/>
+                <w:rFonts w:ascii="Consolas" w:hAnsi="Consolas"/>
+                <w:sz w:val="19"/>
               </w:rPr>
-              <w:t>Pred: spam</w:t>
+              <w:t>clf = GaussianNB(var_smoothing=1e-9)</w:t>
             </w:r>
           </w:p>
-        </w:tc>
-      </w:tr>
-      <w:tr>
-        <w:tc>
-          <w:tcPr>
-            <w:tcW w:type="dxa" w:w="3408"/>
-          </w:tcPr>
           <w:p>
+            <w:pPr>
+              <w:spacing w:before="0" w:after="0" w:line="240" w:lineRule="auto"/>
+            </w:pPr>
             <w:r>
               <w:rPr>
-                <w:sz w:val="18"/>
+                <w:rFonts w:ascii="Consolas" w:hAnsi="Consolas"/>
+                <w:sz w:val="19"/>
               </w:rPr>
-              <w:t>Actual: ham</w:t>
+              <w:t>clf.fit(X_train, y_train)</w:t>
             </w:r>
           </w:p>
-        </w:tc>
-        <w:tc>
-          <w:tcPr>
-            <w:tcW w:type="dxa" w:w="3408"/>
-          </w:tcPr>
           <w:p>
+            <w:pPr>
+              <w:spacing w:before="0" w:after="0" w:line="240" w:lineRule="auto"/>
+            </w:pPr>
             <w:r>
               <w:rPr>
-                <w:sz w:val="18"/>
+                <w:rFonts w:ascii="Consolas" w:hAnsi="Consolas"/>
+                <w:sz w:val="19"/>
               </w:rPr>
-              <w:t>2046</w:t>
+              <w:t xml:space="preserve"> </w:t>
             </w:r>
           </w:p>
-        </w:tc>
-        <w:tc>
-          <w:tcPr>
-            <w:tcW w:type="dxa" w:w="3408"/>
-          </w:tcPr>
           <w:p>
+            <w:pPr>
+              <w:spacing w:before="0" w:after="0" w:line="240" w:lineRule="auto"/>
+            </w:pPr>
             <w:r>
               <w:rPr>
-                <w:sz w:val="18"/>
+                <w:rFonts w:ascii="Consolas" w:hAnsi="Consolas"/>
+                <w:sz w:val="19"/>
               </w:rPr>
-              <w:t>354</w:t>
+              <w:t>preds = clf.predict(X_test)</w:t>
             </w:r>
           </w:p>
-        </w:tc>
-      </w:tr>
-      <w:tr>
-        <w:tc>
-          <w:tcPr>
-            <w:tcW w:type="dxa" w:w="3408"/>
-          </w:tcPr>
           <w:p>
+            <w:pPr>
+              <w:spacing w:before="0" w:after="0" w:line="240" w:lineRule="auto"/>
+            </w:pPr>
             <w:r>
               <w:rPr>
-                <w:sz w:val="18"/>
+                <w:rFonts w:ascii="Consolas" w:hAnsi="Consolas"/>
+                <w:sz w:val="19"/>
               </w:rPr>
-              <w:t>Actual: spam</w:t>
+              <w:t>probs = clf.predict_proba(X_test)[:, 1]</w:t>
             </w:r>
           </w:p>
-        </w:tc>
-        <w:tc>
-          <w:tcPr>
-            <w:tcW w:type="dxa" w:w="3408"/>
-          </w:tcPr>
           <w:p>
+            <w:pPr>
+              <w:spacing w:before="0" w:after="0" w:line="240" w:lineRule="auto"/>
+            </w:pPr>
             <w:r>
               <w:rPr>
-                <w:sz w:val="18"/>
+                <w:rFonts w:ascii="Consolas" w:hAnsi="Consolas"/>
+                <w:sz w:val="19"/>
               </w:rPr>
-              <w:t>1161</w:t>
+              <w:t xml:space="preserve"> </w:t>
             </w:r>
           </w:p>
-        </w:tc>
-        <w:tc>
-          <w:tcPr>
-            <w:tcW w:type="dxa" w:w="3408"/>
-          </w:tcPr>
           <w:p>
+            <w:pPr>
+              <w:spacing w:before="0" w:after="0" w:line="240" w:lineRule="auto"/>
+            </w:pPr>
             <w:r>
               <w:rPr>
-                <w:sz w:val="18"/>
+                <w:rFonts w:ascii="Consolas" w:hAnsi="Consolas"/>
+                <w:sz w:val="19"/>
               </w:rPr>
-              <w:t>1239</w:t>
+              <w:t>acc = accuracy_score(y_test, preds)</w:t>
+            </w:r>
+          </w:p>
+          <w:p>
+            <w:pPr>
+              <w:spacing w:before="0" w:after="0" w:line="240" w:lineRule="auto"/>
+            </w:pPr>
+            <w:r>
+              <w:rPr>
+                <w:rFonts w:ascii="Consolas" w:hAnsi="Consolas"/>
+                <w:sz w:val="19"/>
+              </w:rPr>
+              <w:t>class_priors = clf.class_prior_   # P(ham), P(spam)</w:t>
             </w:r>
           </w:p>
         </w:tc>
       </w:tr>
     </w:tbl>
-    <w:p/>
     <w:p>
       <w:pPr>
+        <w:spacing w:before="0" w:after="160" w:line="240" w:lineRule="auto"/>
+      </w:pPr>
+      <w:r>
+        <w:rPr>
+          <w:rFonts w:ascii="Times New Roman" w:hAnsi="Times New Roman"/>
+          <w:sz w:val="24"/>
+        </w:rPr>
+        <w:t xml:space="preserve">Full executable program: </w:t>
+      </w:r>
+      <w:r>
+        <w:rPr>
+          <w:rFonts w:ascii="Times New Roman" w:hAnsi="Times New Roman"/>
+          <w:i/>
+          <w:sz w:val="24"/>
+        </w:rPr>
+        <w:t>scripts/q3_naive_bayes.py</w:t>
+      </w:r>
+      <w:r>
+        <w:rPr>
+          <w:rFonts w:ascii="Times New Roman" w:hAnsi="Times New Roman"/>
+          <w:sz w:val="24"/>
+        </w:rPr>
+        <w:t xml:space="preserve"> — maintained digitally on GitHub: </w:t>
+      </w:r>
+      <w:r>
+        <w:rPr>
+          <w:rFonts w:ascii="Times New Roman" w:hAnsi="Times New Roman"/>
+          <w:i/>
+          <w:sz w:val="24"/>
+        </w:rPr>
+        <w:t>https://github.com/Ak62007/SML-Lab-ED408</w:t>
+      </w:r>
+    </w:p>
+    <w:p>
+      <w:pPr>
+        <w:spacing w:before="200" w:after="80" w:line="240" w:lineRule="auto"/>
+      </w:pPr>
+      <w:r>
+        <w:rPr>
+          <w:rFonts w:ascii="Times New Roman" w:hAnsi="Times New Roman"/>
+          <w:b/>
+          <w:color w:val="1F3B5C"/>
+          <w:sz w:val="26"/>
+        </w:rPr>
+        <w:t>3. Output + Analysis</w:t>
+      </w:r>
+    </w:p>
+    <w:p>
+      <w:pPr>
+        <w:spacing w:before="120" w:after="60" w:line="240" w:lineRule="auto"/>
+      </w:pPr>
+      <w:r>
+        <w:rPr>
+          <w:rFonts w:ascii="Times New Roman" w:hAnsi="Times New Roman"/>
+          <w:b/>
+          <w:sz w:val="24"/>
+        </w:rPr>
+        <w:t>Parameters:</w:t>
+      </w:r>
+    </w:p>
+    <w:p>
+      <w:pPr>
+        <w:spacing w:before="0" w:after="40" w:line="240" w:lineRule="auto"/>
+      </w:pPr>
+      <w:r>
+        <w:rPr>
+          <w:rFonts w:ascii="Times New Roman" w:hAnsi="Times New Roman"/>
+          <w:b/>
+          <w:sz w:val="24"/>
+        </w:rPr>
+        <w:t xml:space="preserve">Feature Set: </w:t>
+      </w:r>
+      <w:r>
+        <w:rPr>
+          <w:rFonts w:ascii="Times New Roman" w:hAnsi="Times New Roman"/>
+          <w:sz w:val="24"/>
+        </w:rPr>
+        <w:t>10 features (unscaled)</w:t>
+      </w:r>
+    </w:p>
+    <w:p>
+      <w:pPr>
+        <w:spacing w:before="0" w:after="40" w:line="240" w:lineRule="auto"/>
+      </w:pPr>
+      <w:r>
+        <w:rPr>
+          <w:rFonts w:ascii="Times New Roman" w:hAnsi="Times New Roman"/>
+          <w:b/>
+          <w:sz w:val="24"/>
+        </w:rPr>
+        <w:t xml:space="preserve">Train / Test Split: </w:t>
+      </w:r>
+      <w:r>
+        <w:rPr>
+          <w:rFonts w:ascii="Times New Roman" w:hAnsi="Times New Roman"/>
+          <w:sz w:val="24"/>
+        </w:rPr>
+        <w:t>19,200 / 4,800 samples (80/20)</w:t>
+      </w:r>
+    </w:p>
+    <w:p>
+      <w:pPr>
+        <w:spacing w:before="0" w:after="40" w:line="240" w:lineRule="auto"/>
+      </w:pPr>
+      <w:r>
+        <w:rPr>
+          <w:rFonts w:ascii="Times New Roman" w:hAnsi="Times New Roman"/>
+          <w:b/>
+          <w:sz w:val="24"/>
+        </w:rPr>
+        <w:t xml:space="preserve">Likelihood Model: </w:t>
+      </w:r>
+      <w:r>
+        <w:rPr>
+          <w:rFonts w:ascii="Times New Roman" w:hAnsi="Times New Roman"/>
+          <w:sz w:val="24"/>
+        </w:rPr>
+        <w:t>Gaussian, per feature per class</w:t>
+      </w:r>
+    </w:p>
+    <w:p>
+      <w:pPr>
+        <w:spacing w:before="0" w:after="40" w:line="240" w:lineRule="auto"/>
+      </w:pPr>
+      <w:r>
+        <w:rPr>
+          <w:rFonts w:ascii="Times New Roman" w:hAnsi="Times New Roman"/>
+          <w:b/>
+          <w:sz w:val="24"/>
+        </w:rPr>
+        <w:t xml:space="preserve">var_smoothing: </w:t>
+      </w:r>
+      <w:r>
+        <w:rPr>
+          <w:rFonts w:ascii="Times New Roman" w:hAnsi="Times New Roman"/>
+          <w:sz w:val="24"/>
+        </w:rPr>
+        <w:t>1e-9 (default)</w:t>
+      </w:r>
+    </w:p>
+    <w:p>
+      <w:pPr>
+        <w:spacing w:before="120" w:after="60" w:line="240" w:lineRule="auto"/>
+      </w:pPr>
+      <w:r>
+        <w:rPr>
+          <w:rFonts w:ascii="Times New Roman" w:hAnsi="Times New Roman"/>
+          <w:b/>
+          <w:sz w:val="24"/>
+        </w:rPr>
+        <w:t>Program Execution:</w:t>
+      </w:r>
+    </w:p>
+    <w:p>
+      <w:pPr>
+        <w:spacing w:before="0" w:after="40" w:line="240" w:lineRule="auto"/>
+      </w:pPr>
+      <w:r>
+        <w:rPr>
+          <w:rFonts w:ascii="Times New Roman" w:hAnsi="Times New Roman"/>
+          <w:b/>
+          <w:sz w:val="24"/>
+        </w:rPr>
+        <w:t xml:space="preserve">Test Accuracy: </w:t>
+      </w:r>
+      <w:r>
+        <w:rPr>
+          <w:rFonts w:ascii="Times New Roman" w:hAnsi="Times New Roman"/>
+          <w:sz w:val="24"/>
+        </w:rPr>
+        <w:t>68.44%</w:t>
+      </w:r>
+    </w:p>
+    <w:p>
+      <w:pPr>
+        <w:spacing w:before="0" w:after="40" w:line="240" w:lineRule="auto"/>
+      </w:pPr>
+      <w:r>
+        <w:rPr>
+          <w:rFonts w:ascii="Times New Roman" w:hAnsi="Times New Roman"/>
+          <w:b/>
+          <w:sz w:val="24"/>
+        </w:rPr>
+        <w:t xml:space="preserve">Class Priors (ham, spam): </w:t>
+      </w:r>
+      <w:r>
+        <w:rPr>
+          <w:rFonts w:ascii="Times New Roman" w:hAnsi="Times New Roman"/>
+          <w:sz w:val="24"/>
+        </w:rPr>
+        <w:t>[0.5, 0.5]</w:t>
+      </w:r>
+    </w:p>
+    <w:p>
+      <w:pPr>
+        <w:spacing w:before="0" w:after="40" w:line="240" w:lineRule="auto"/>
+      </w:pPr>
+      <w:r>
+        <w:rPr>
+          <w:rFonts w:ascii="Times New Roman" w:hAnsi="Times New Roman"/>
+          <w:b/>
+          <w:sz w:val="24"/>
+        </w:rPr>
+        <w:t xml:space="preserve">Confusion Matrix: </w:t>
+      </w:r>
+      <w:r>
+        <w:rPr>
+          <w:rFonts w:ascii="Times New Roman" w:hAnsi="Times New Roman"/>
+          <w:sz w:val="24"/>
+        </w:rPr>
+        <w:t>[[2046, 354], [1161, 1239]]</w:t>
+      </w:r>
+    </w:p>
+    <w:p>
+      <w:pPr>
+        <w:spacing w:before="0" w:after="120" w:line="240" w:lineRule="auto"/>
+      </w:pPr>
+      <w:r>
+        <w:rPr>
+          <w:rFonts w:ascii="Times New Roman" w:hAnsi="Times New Roman"/>
+          <w:b/>
+          <w:sz w:val="24"/>
+        </w:rPr>
+        <w:t xml:space="preserve">Execution Status: </w:t>
+      </w:r>
+      <w:r>
+        <w:rPr>
+          <w:rFonts w:ascii="Times New Roman" w:hAnsi="Times New Roman"/>
+          <w:sz w:val="24"/>
+        </w:rPr>
+        <w:t>Successfully Executed</w:t>
+      </w:r>
+    </w:p>
+    <w:p>
+      <w:pPr>
+        <w:spacing w:before="120" w:after="60" w:line="240" w:lineRule="auto"/>
+      </w:pPr>
+      <w:r>
+        <w:rPr>
+          <w:rFonts w:ascii="Times New Roman" w:hAnsi="Times New Roman"/>
+          <w:b/>
+          <w:sz w:val="24"/>
+        </w:rPr>
+        <w:t>Result Graph:</w:t>
+      </w:r>
+    </w:p>
+    <w:p>
+      <w:pPr>
+        <w:spacing w:before="0" w:after="40" w:line="240" w:lineRule="auto"/>
+      </w:pPr>
+      <w:r>
+        <w:rPr>
+          <w:rFonts w:ascii="Times New Roman" w:hAnsi="Times New Roman"/>
+          <w:b/>
+          <w:i w:val="0"/>
+          <w:sz w:val="24"/>
+        </w:rPr>
+        <w:t>Figure: ROC curve for the Naive Bayes (GaussianNB) classifier.</w:t>
+      </w:r>
+    </w:p>
+    <w:p>
+      <w:pPr>
+        <w:spacing w:before="0" w:after="20" w:line="240" w:lineRule="auto"/>
+      </w:pPr>
+      <w:r>
+        <w:rPr>
+          <w:rFonts w:ascii="Times New Roman" w:hAnsi="Times New Roman"/>
+          <w:b/>
+          <w:sz w:val="24"/>
+        </w:rPr>
+        <w:t xml:space="preserve">X-axis: </w:t>
+      </w:r>
+      <w:r>
+        <w:rPr>
+          <w:rFonts w:ascii="Times New Roman" w:hAnsi="Times New Roman"/>
+          <w:sz w:val="24"/>
+        </w:rPr>
+        <w:t>False Positive Rate</w:t>
+      </w:r>
+    </w:p>
+    <w:p>
+      <w:pPr>
+        <w:spacing w:before="0" w:after="80" w:line="240" w:lineRule="auto"/>
+      </w:pPr>
+      <w:r>
+        <w:rPr>
+          <w:rFonts w:ascii="Times New Roman" w:hAnsi="Times New Roman"/>
+          <w:b/>
+          <w:sz w:val="24"/>
+        </w:rPr>
+        <w:t xml:space="preserve">Y-axis: </w:t>
+      </w:r>
+      <w:r>
+        <w:rPr>
+          <w:rFonts w:ascii="Times New Roman" w:hAnsi="Times New Roman"/>
+          <w:sz w:val="24"/>
+        </w:rPr>
+        <w:t>True Positive Rate</w:t>
+      </w:r>
+    </w:p>
+    <w:p>
+      <w:pPr>
+        <w:spacing w:before="0" w:after="40" w:line="240" w:lineRule="auto"/>
         <w:jc w:val="center"/>
       </w:pPr>
       <w:r>
         <w:drawing>
           <wp:inline xmlns:a="http://schemas.openxmlformats.org/drawingml/2006/main" xmlns:pic="http://schemas.openxmlformats.org/drawingml/2006/picture">
-            <wp:extent cx="3017520" cy="3054927"/>
+            <wp:extent cx="3291840" cy="3332648"/>
             <wp:docPr id="1" name="Picture 1"/>
             <wp:cNvGraphicFramePr>
               <a:graphicFrameLocks noChangeAspect="1"/>
@@ -1130,7 +738,7 @@
                   <pic:spPr>
                     <a:xfrm>
                       <a:off x="0" y="0"/>
-                      <a:ext cx="3017520" cy="3054927"/>
+                      <a:ext cx="3291840" cy="3332648"/>
                     </a:xfrm>
                     <a:prstGeom prst="rect"/>
                   </pic:spPr>
@@ -1143,41 +751,363 @@
     </w:p>
     <w:p>
       <w:pPr>
-        <w:spacing w:after="80"/>
-        <w:jc w:val="center"/>
+        <w:spacing w:before="0" w:after="160" w:line="240" w:lineRule="auto"/>
       </w:pPr>
       <w:r>
         <w:rPr>
-          <w:i/>
-          <w:sz w:val="16"/>
+          <w:rFonts w:ascii="Times New Roman" w:hAnsi="Times New Roman"/>
+          <w:b w:val="0"/>
+          <w:i w:val="0"/>
+          <w:sz w:val="24"/>
         </w:rPr>
-        <w:t>ROC curve for the Naive Bayes classifier.</w:t>
+        <w:t>The curve sits well above the diagonal (random) line, showing the model ranks edge pixels above non-edge pixels substantially better than chance.</w:t>
       </w:r>
     </w:p>
     <w:p>
       <w:pPr>
-        <w:spacing w:before="120" w:after="60"/>
+        <w:spacing w:before="120" w:after="60" w:line="240" w:lineRule="auto"/>
       </w:pPr>
       <w:r>
         <w:rPr>
+          <w:rFonts w:ascii="Times New Roman" w:hAnsi="Times New Roman"/>
           <w:b/>
-          <w:color w:val="1F4E79"/>
-          <w:sz w:val="26"/>
+          <w:sz w:val="24"/>
         </w:rPr>
-        <w:t>Result</w:t>
+        <w:t>Parameter Modification:</w:t>
       </w:r>
     </w:p>
     <w:p>
+      <w:pPr>
+        <w:spacing w:before="0" w:after="80" w:line="240" w:lineRule="auto"/>
+      </w:pPr>
       <w:r>
         <w:rPr>
-          <w:sz w:val="20"/>
+          <w:rFonts w:ascii="Times New Roman" w:hAnsi="Times New Roman"/>
+          <w:b w:val="0"/>
+          <w:i w:val="0"/>
+          <w:sz w:val="24"/>
         </w:rPr>
-        <w:t>GaussianNB achieved 68.44% test accuracy. It underperforms the Decision Tree / SVM because the independence assumption is violated (grad_mag, laplacian and local_std are all correlated), but it remains a fast, reasonable baseline.</w:t>
+        <w:t>Effect of varying var_smoothing (Laplace-style variance smoothing) on test accuracy:</w:t>
+      </w:r>
+    </w:p>
+    <w:tbl>
+      <w:tblPr>
+        <w:tblStyle w:val="LightGrid-Accent1"/>
+        <w:tblW w:type="auto" w:w="0"/>
+        <w:tblLook w:firstColumn="1" w:firstRow="1" w:lastColumn="0" w:lastRow="0" w:noHBand="0" w:noVBand="1" w:val="04A0"/>
+      </w:tblPr>
+      <w:tblGrid>
+        <w:gridCol w:w="4657"/>
+        <w:gridCol w:w="4657"/>
+      </w:tblGrid>
+      <w:tr>
+        <w:tc>
+          <w:tcPr>
+            <w:tcW w:type="dxa" w:w="4657"/>
+          </w:tcPr>
+          <w:p>
+            <w:pPr>
+              <w:spacing w:before="0" w:after="0" w:line="240" w:lineRule="auto"/>
+            </w:pPr>
+            <w:r>
+              <w:rPr>
+                <w:rFonts w:ascii="Times New Roman" w:hAnsi="Times New Roman"/>
+                <w:b/>
+                <w:sz w:val="20"/>
+              </w:rPr>
+              <w:t>var_smoothing</w:t>
+            </w:r>
+          </w:p>
+        </w:tc>
+        <w:tc>
+          <w:tcPr>
+            <w:tcW w:type="dxa" w:w="4657"/>
+          </w:tcPr>
+          <w:p>
+            <w:pPr>
+              <w:spacing w:before="0" w:after="0" w:line="240" w:lineRule="auto"/>
+            </w:pPr>
+            <w:r>
+              <w:rPr>
+                <w:rFonts w:ascii="Times New Roman" w:hAnsi="Times New Roman"/>
+                <w:b/>
+                <w:sz w:val="20"/>
+              </w:rPr>
+              <w:t>Test Accuracy</w:t>
+            </w:r>
+          </w:p>
+        </w:tc>
+      </w:tr>
+      <w:tr>
+        <w:tc>
+          <w:tcPr>
+            <w:tcW w:type="dxa" w:w="4657"/>
+          </w:tcPr>
+          <w:p>
+            <w:pPr>
+              <w:spacing w:before="0" w:after="0" w:line="240" w:lineRule="auto"/>
+            </w:pPr>
+            <w:r>
+              <w:rPr>
+                <w:rFonts w:ascii="Times New Roman" w:hAnsi="Times New Roman"/>
+                <w:sz w:val="20"/>
+              </w:rPr>
+              <w:t>1e-11</w:t>
+            </w:r>
+          </w:p>
+        </w:tc>
+        <w:tc>
+          <w:tcPr>
+            <w:tcW w:type="dxa" w:w="4657"/>
+          </w:tcPr>
+          <w:p>
+            <w:pPr>
+              <w:spacing w:before="0" w:after="0" w:line="240" w:lineRule="auto"/>
+            </w:pPr>
+            <w:r>
+              <w:rPr>
+                <w:rFonts w:ascii="Times New Roman" w:hAnsi="Times New Roman"/>
+                <w:sz w:val="20"/>
+              </w:rPr>
+              <w:t>0.6844</w:t>
+            </w:r>
+          </w:p>
+        </w:tc>
+      </w:tr>
+      <w:tr>
+        <w:tc>
+          <w:tcPr>
+            <w:tcW w:type="dxa" w:w="4657"/>
+          </w:tcPr>
+          <w:p>
+            <w:pPr>
+              <w:spacing w:before="0" w:after="0" w:line="240" w:lineRule="auto"/>
+            </w:pPr>
+            <w:r>
+              <w:rPr>
+                <w:rFonts w:ascii="Times New Roman" w:hAnsi="Times New Roman"/>
+                <w:sz w:val="20"/>
+              </w:rPr>
+              <w:t>1e-09</w:t>
+            </w:r>
+          </w:p>
+        </w:tc>
+        <w:tc>
+          <w:tcPr>
+            <w:tcW w:type="dxa" w:w="4657"/>
+          </w:tcPr>
+          <w:p>
+            <w:pPr>
+              <w:spacing w:before="0" w:after="0" w:line="240" w:lineRule="auto"/>
+            </w:pPr>
+            <w:r>
+              <w:rPr>
+                <w:rFonts w:ascii="Times New Roman" w:hAnsi="Times New Roman"/>
+                <w:sz w:val="20"/>
+              </w:rPr>
+              <w:t>0.6844</w:t>
+            </w:r>
+          </w:p>
+        </w:tc>
+      </w:tr>
+      <w:tr>
+        <w:tc>
+          <w:tcPr>
+            <w:tcW w:type="dxa" w:w="4657"/>
+          </w:tcPr>
+          <w:p>
+            <w:pPr>
+              <w:spacing w:before="0" w:after="0" w:line="240" w:lineRule="auto"/>
+            </w:pPr>
+            <w:r>
+              <w:rPr>
+                <w:rFonts w:ascii="Times New Roman" w:hAnsi="Times New Roman"/>
+                <w:sz w:val="20"/>
+              </w:rPr>
+              <w:t>1e-07</w:t>
+            </w:r>
+          </w:p>
+        </w:tc>
+        <w:tc>
+          <w:tcPr>
+            <w:tcW w:type="dxa" w:w="4657"/>
+          </w:tcPr>
+          <w:p>
+            <w:pPr>
+              <w:spacing w:before="0" w:after="0" w:line="240" w:lineRule="auto"/>
+            </w:pPr>
+            <w:r>
+              <w:rPr>
+                <w:rFonts w:ascii="Times New Roman" w:hAnsi="Times New Roman"/>
+                <w:sz w:val="20"/>
+              </w:rPr>
+              <w:t>0.6844</w:t>
+            </w:r>
+          </w:p>
+        </w:tc>
+      </w:tr>
+      <w:tr>
+        <w:tc>
+          <w:tcPr>
+            <w:tcW w:type="dxa" w:w="4657"/>
+          </w:tcPr>
+          <w:p>
+            <w:pPr>
+              <w:spacing w:before="0" w:after="0" w:line="240" w:lineRule="auto"/>
+            </w:pPr>
+            <w:r>
+              <w:rPr>
+                <w:rFonts w:ascii="Times New Roman" w:hAnsi="Times New Roman"/>
+                <w:sz w:val="20"/>
+              </w:rPr>
+              <w:t>1e-05</w:t>
+            </w:r>
+          </w:p>
+        </w:tc>
+        <w:tc>
+          <w:tcPr>
+            <w:tcW w:type="dxa" w:w="4657"/>
+          </w:tcPr>
+          <w:p>
+            <w:pPr>
+              <w:spacing w:before="0" w:after="0" w:line="240" w:lineRule="auto"/>
+            </w:pPr>
+            <w:r>
+              <w:rPr>
+                <w:rFonts w:ascii="Times New Roman" w:hAnsi="Times New Roman"/>
+                <w:sz w:val="20"/>
+              </w:rPr>
+              <w:t>0.6842</w:t>
+            </w:r>
+          </w:p>
+        </w:tc>
+      </w:tr>
+      <w:tr>
+        <w:tc>
+          <w:tcPr>
+            <w:tcW w:type="dxa" w:w="4657"/>
+          </w:tcPr>
+          <w:p>
+            <w:pPr>
+              <w:spacing w:before="0" w:after="0" w:line="240" w:lineRule="auto"/>
+            </w:pPr>
+            <w:r>
+              <w:rPr>
+                <w:rFonts w:ascii="Times New Roman" w:hAnsi="Times New Roman"/>
+                <w:sz w:val="20"/>
+              </w:rPr>
+              <w:t>0.001</w:t>
+            </w:r>
+          </w:p>
+        </w:tc>
+        <w:tc>
+          <w:tcPr>
+            <w:tcW w:type="dxa" w:w="4657"/>
+          </w:tcPr>
+          <w:p>
+            <w:pPr>
+              <w:spacing w:before="0" w:after="0" w:line="240" w:lineRule="auto"/>
+            </w:pPr>
+            <w:r>
+              <w:rPr>
+                <w:rFonts w:ascii="Times New Roman" w:hAnsi="Times New Roman"/>
+                <w:sz w:val="20"/>
+              </w:rPr>
+              <w:t>0.6750</w:t>
+            </w:r>
+          </w:p>
+        </w:tc>
+      </w:tr>
+      <w:tr>
+        <w:tc>
+          <w:tcPr>
+            <w:tcW w:type="dxa" w:w="4657"/>
+          </w:tcPr>
+          <w:p>
+            <w:pPr>
+              <w:spacing w:before="0" w:after="0" w:line="240" w:lineRule="auto"/>
+            </w:pPr>
+            <w:r>
+              <w:rPr>
+                <w:rFonts w:ascii="Times New Roman" w:hAnsi="Times New Roman"/>
+                <w:sz w:val="20"/>
+              </w:rPr>
+              <w:t>0.1</w:t>
+            </w:r>
+          </w:p>
+        </w:tc>
+        <w:tc>
+          <w:tcPr>
+            <w:tcW w:type="dxa" w:w="4657"/>
+          </w:tcPr>
+          <w:p>
+            <w:pPr>
+              <w:spacing w:before="0" w:after="0" w:line="240" w:lineRule="auto"/>
+            </w:pPr>
+            <w:r>
+              <w:rPr>
+                <w:rFonts w:ascii="Times New Roman" w:hAnsi="Times New Roman"/>
+                <w:sz w:val="20"/>
+              </w:rPr>
+              <w:t>0.6723</w:t>
+            </w:r>
+          </w:p>
+        </w:tc>
+      </w:tr>
+      <w:tr>
+        <w:tc>
+          <w:tcPr>
+            <w:tcW w:type="dxa" w:w="4657"/>
+          </w:tcPr>
+          <w:p>
+            <w:pPr>
+              <w:spacing w:before="0" w:after="0" w:line="240" w:lineRule="auto"/>
+            </w:pPr>
+            <w:r>
+              <w:rPr>
+                <w:rFonts w:ascii="Times New Roman" w:hAnsi="Times New Roman"/>
+                <w:sz w:val="20"/>
+              </w:rPr>
+              <w:t>1.0</w:t>
+            </w:r>
+          </w:p>
+        </w:tc>
+        <w:tc>
+          <w:tcPr>
+            <w:tcW w:type="dxa" w:w="4657"/>
+          </w:tcPr>
+          <w:p>
+            <w:pPr>
+              <w:spacing w:before="0" w:after="0" w:line="240" w:lineRule="auto"/>
+            </w:pPr>
+            <w:r>
+              <w:rPr>
+                <w:rFonts w:ascii="Times New Roman" w:hAnsi="Times New Roman"/>
+                <w:sz w:val="20"/>
+              </w:rPr>
+              <w:t>0.5598</w:t>
+            </w:r>
+          </w:p>
+        </w:tc>
+      </w:tr>
+    </w:tbl>
+    <w:p>
+      <w:pPr>
+        <w:spacing w:before="0" w:after="80" w:line="240" w:lineRule="auto"/>
+      </w:pPr>
+      <w:r>
+        <w:rPr>
+          <w:rFonts w:ascii="Times New Roman" w:hAnsi="Times New Roman"/>
+          <w:b w:val="0"/>
+          <w:i w:val="0"/>
+          <w:sz w:val="24"/>
+        </w:rPr>
+        <w:t>Accuracy is stable for var_smoothing below 1e-5, then degrades as smoothing grows large (var_smoothing=1) because the per-class Gaussians are forced to look nearly identical, destroying discriminative power.</w:t>
       </w:r>
     </w:p>
     <w:sectPr>
-      <w:pgSz w:w="12240" w:h="15840"/>
-      <w:pgMar w:top="1008" w:right="1008" w:bottom="1008" w:left="1008" w:header="720" w:footer="720" w:gutter="0"/>
+      <w:pgSz w:w="11906" w:h="16838"/>
+      <w:pgMar w:top="1152" w:right="1296" w:bottom="1152" w:left="1296" w:header="720" w:footer="720" w:gutter="0"/>
       <w:cols w:space="720"/>
       <w:docGrid w:linePitch="360"/>
     </w:sectPr>
@@ -1549,8 +1479,8 @@
     <w:qFormat/>
     <w:rsid w:val="00FC693F"/>
     <w:rPr>
-      <w:rFonts w:ascii="Calibri" w:hAnsi="Calibri"/>
-      <w:sz w:val="20"/>
+      <w:rFonts w:ascii="Times New Roman" w:hAnsi="Times New Roman" w:eastAsia="Times New Roman"/>
+      <w:sz w:val="24"/>
     </w:rPr>
   </w:style>
   <w:style w:type="paragraph" w:styleId="Header">
